--- a/Docs/Döntési Napló.docx
+++ b/Docs/Döntési Napló.docx
@@ -1770,25 +1770,59 @@
     <w:p>
       <w:pPr>
         <w:rPr>
+          <w:b/>
+          <w:bCs/>
+          <w:sz w:val="28"/>
+          <w:szCs w:val="28"/>
+        </w:rPr>
+      </w:pPr>
+      <w:r>
+        <w:rPr>
+          <w:b/>
+          <w:bCs/>
+          <w:sz w:val="28"/>
+          <w:szCs w:val="28"/>
+        </w:rPr>
+        <w:br w:type="page"/>
+      </w:r>
+    </w:p>
+    <w:p>
+      <w:proofErr w:type="spellStart"/>
+      <w:r>
+        <w:rPr>
+          <w:b/>
+          <w:bCs/>
+          <w:sz w:val="28"/>
+          <w:szCs w:val="28"/>
+        </w:rPr>
+        <w:lastRenderedPageBreak/>
+        <w:t>Önr</w:t>
+      </w:r>
+      <w:r>
+        <w:rPr>
+          <w:b/>
+          <w:bCs/>
+          <w:sz w:val="28"/>
+          <w:szCs w:val="28"/>
+        </w:rPr>
+        <w:t>eflexió</w:t>
+      </w:r>
+      <w:proofErr w:type="spellEnd"/>
+      <w:r>
+        <w:t>:</w:t>
+      </w:r>
+      <w:r>
+        <w:t xml:space="preserve"> </w:t>
+      </w:r>
+    </w:p>
+    <w:p>
+      <w:pPr>
+        <w:rPr>
           <w:lang w:val="hu-HU"/>
         </w:rPr>
       </w:pPr>
       <w:proofErr w:type="spellStart"/>
       <w:r>
-        <w:t>Önr</w:t>
-      </w:r>
-      <w:r>
-        <w:t>eflexió</w:t>
-      </w:r>
-      <w:proofErr w:type="spellEnd"/>
-      <w:r>
-        <w:t>:</w:t>
-      </w:r>
-      <w:r>
-        <w:t xml:space="preserve"> </w:t>
-      </w:r>
-      <w:proofErr w:type="spellStart"/>
-      <w:r>
         <w:t>Mindent</w:t>
       </w:r>
       <w:proofErr w:type="spellEnd"/>
@@ -1974,12 +2008,59 @@
         <w:t xml:space="preserve"> szempontjából bízom benne, hogy ez így is elég.</w:t>
       </w:r>
     </w:p>
+    <w:p>
+      <w:r>
+        <w:rPr>
+          <w:lang w:val="hu-HU"/>
+        </w:rPr>
+        <w:t>Amit sajnálok, hogy egyáltalán nem bírtam rávenni a UnitTesteket hogy lefussanak. A projectet magát előkészítettem ezekre, a Model-t külön projectbe csomagoltam (Parkolóhely-foglaló.Core) a UI-tól (Parkolóhely-foglaló.MAUI), és a teszteknek is létrehoztam egy 3. projectet (Parkolóhely-foglaló.Tests</w:t>
+      </w:r>
+      <w:r>
+        <w:t xml:space="preserve">; </w:t>
+      </w:r>
+      <w:proofErr w:type="spellStart"/>
+      <w:r>
+        <w:t>külön</w:t>
+      </w:r>
+      <w:proofErr w:type="spellEnd"/>
+      <w:r>
+        <w:t xml:space="preserve"> </w:t>
+      </w:r>
+      <w:proofErr w:type="spellStart"/>
+      <w:r>
+        <w:t>branchen</w:t>
+      </w:r>
+      <w:proofErr w:type="spellEnd"/>
+      <w:r>
+        <w:t xml:space="preserve"> van, “</w:t>
+      </w:r>
+      <w:proofErr w:type="spellStart"/>
+      <w:r>
+        <w:t>testingBranch</w:t>
+      </w:r>
+      <w:proofErr w:type="spellEnd"/>
+      <w:r>
+        <w:t>”</w:t>
+      </w:r>
+      <w:r>
+        <w:rPr>
+          <w:lang w:val="hu-HU"/>
+        </w:rPr>
+        <w:t>). Próbáltam tUnit-tal, xUnit-tal, majdnem 6 órán át, de az adatbázis egyszerűen nem akart rendesen létrejönni.</w:t>
+      </w:r>
+    </w:p>
     <w:p/>
     <w:sectPr>
-      <w:footerReference w:type="default" r:id="rId8"/>
+      <w:headerReference w:type="even" r:id="rId8"/>
+      <w:headerReference w:type="default" r:id="rId9"/>
+      <w:footerReference w:type="even" r:id="rId10"/>
+      <w:footerReference w:type="default" r:id="rId11"/>
+      <w:headerReference w:type="first" r:id="rId12"/>
+      <w:footerReference w:type="first" r:id="rId13"/>
       <w:pgSz w:w="12240" w:h="15840"/>
       <w:pgMar w:top="1440" w:right="1440" w:bottom="1440" w:left="1440" w:header="720" w:footer="720" w:gutter="0"/>
       <w:cols w:space="720"/>
+      <w:titlePg/>
       <w:docGrid w:linePitch="360"/>
     </w:sectPr>
   </w:body>
@@ -2013,6 +2094,140 @@
 
 <file path=word/footer1.xml><?xml version="1.0" encoding="utf-8"?>
 <w:ftr xmlns:wpc="http://schemas.microsoft.com/office/word/2010/wordprocessingCanvas" xmlns:cx="http://schemas.microsoft.com/office/drawing/2014/chartex" xmlns:cx1="http://schemas.microsoft.com/office/drawing/2015/9/8/chartex" xmlns:cx2="http://schemas.microsoft.com/office/drawing/2015/10/21/chartex" xmlns:cx3="http://schemas.microsoft.com/office/drawing/2016/5/9/chartex" xmlns:cx4="http://schemas.microsoft.com/office/drawing/2016/5/10/chartex" xmlns:cx5="http://schemas.microsoft.com/office/drawing/2016/5/11/chartex" xmlns:cx6="http://schemas.microsoft.com/office/drawing/2016/5/12/chartex" xmlns:cx7="http://schemas.microsoft.com/office/drawing/2016/5/13/chartex" xmlns:cx8="http://schemas.microsoft.com/office/drawing/2016/5/14/chartex" xmlns:mc="http://schemas.openxmlformats.org/markup-compatibility/2006" xmlns:aink="http://schemas.microsoft.com/office/drawing/2016/ink" xmlns:am3d="http://schemas.microsoft.com/office/drawing/2017/model3d" xmlns:o="urn:schemas-microsoft-com:office:office" xmlns:oel="http://schemas.microsoft.com/office/2019/extlst" xmlns:r="http://schemas.openxmlformats.org/officeDocument/2006/relationships" xmlns:m="http://schemas.openxmlformats.org/officeDocument/2006/math" xmlns:v="urn:schemas-microsoft-com:vml" xmlns:wp14="http://schemas.microsoft.com/office/word/2010/wordprocessingDrawing" xmlns:wp="http://schemas.openxmlformats.org/drawingml/2006/wordprocessingDrawing" xmlns:w10="urn:schemas-microsoft-com:office:word" xmlns:w="http://schemas.openxmlformats.org/wordprocessingml/2006/main" xmlns:w14="http://schemas.microsoft.com/office/word/2010/wordml" xmlns:w15="http://schemas.microsoft.com/office/word/2012/wordml" xmlns:w16cei="http://schemas.microsoft.com/office/word/2026/wordml/cei" xmlns:w16cex="http://schemas.microsoft.com/office/word/2018/wordml/cex" xmlns:w16cid="http://schemas.microsoft.com/office/word/2016/wordml/cid" xmlns:w16="http://schemas.microsoft.com/office/word/2018/wordml" xmlns:w16du="http://schemas.microsoft.com/office/word/2023/wordml/word16du" xmlns:w16sdtdh="http://schemas.microsoft.com/office/word/2020/wordml/sdtdatahash" xmlns:w16sdtfl="http://schemas.microsoft.com/office/word/2024/wordml/sdtformatlock" xmlns:w16se="http://schemas.microsoft.com/office/word/2015/wordml/symex" xmlns:wpg="http://schemas.microsoft.com/office/word/2010/wordprocessingGroup" xmlns:wpi="http://schemas.microsoft.com/office/word/2010/wordprocessingInk" xmlns:wne="http://schemas.microsoft.com/office/word/2006/wordml" xmlns:wps="http://schemas.microsoft.com/office/word/2010/wordprocessingShape" mc:Ignorable="w14 w15 w16se w16cid w16 w16cex w16sdtdh w16sdtfl w16du wp14">
+  <w:p>
+    <w:pPr>
+      <w:pStyle w:val="Footer"/>
+    </w:pPr>
+  </w:p>
+</w:ftr>
+</file>
+
+<file path=word/footer2.xml><?xml version="1.0" encoding="utf-8"?>
+<w:ftr xmlns:wpc="http://schemas.microsoft.com/office/word/2010/wordprocessingCanvas" xmlns:cx="http://schemas.microsoft.com/office/drawing/2014/chartex" xmlns:cx1="http://schemas.microsoft.com/office/drawing/2015/9/8/chartex" xmlns:cx2="http://schemas.microsoft.com/office/drawing/2015/10/21/chartex" xmlns:cx3="http://schemas.microsoft.com/office/drawing/2016/5/9/chartex" xmlns:cx4="http://schemas.microsoft.com/office/drawing/2016/5/10/chartex" xmlns:cx5="http://schemas.microsoft.com/office/drawing/2016/5/11/chartex" xmlns:cx6="http://schemas.microsoft.com/office/drawing/2016/5/12/chartex" xmlns:cx7="http://schemas.microsoft.com/office/drawing/2016/5/13/chartex" xmlns:cx8="http://schemas.microsoft.com/office/drawing/2016/5/14/chartex" xmlns:mc="http://schemas.openxmlformats.org/markup-compatibility/2006" xmlns:aink="http://schemas.microsoft.com/office/drawing/2016/ink" xmlns:am3d="http://schemas.microsoft.com/office/drawing/2017/model3d" xmlns:o="urn:schemas-microsoft-com:office:office" xmlns:oel="http://schemas.microsoft.com/office/2019/extlst" xmlns:r="http://schemas.openxmlformats.org/officeDocument/2006/relationships" xmlns:m="http://schemas.openxmlformats.org/officeDocument/2006/math" xmlns:v="urn:schemas-microsoft-com:vml" xmlns:wp14="http://schemas.microsoft.com/office/word/2010/wordprocessingDrawing" xmlns:wp="http://schemas.openxmlformats.org/drawingml/2006/wordprocessingDrawing" xmlns:w10="urn:schemas-microsoft-com:office:word" xmlns:w="http://schemas.openxmlformats.org/wordprocessingml/2006/main" xmlns:w14="http://schemas.microsoft.com/office/word/2010/wordml" xmlns:w15="http://schemas.microsoft.com/office/word/2012/wordml" xmlns:w16cei="http://schemas.microsoft.com/office/word/2026/wordml/cei" xmlns:w16cex="http://schemas.microsoft.com/office/word/2018/wordml/cex" xmlns:w16cid="http://schemas.microsoft.com/office/word/2016/wordml/cid" xmlns:w16="http://schemas.microsoft.com/office/word/2018/wordml" xmlns:w16du="http://schemas.microsoft.com/office/word/2023/wordml/word16du" xmlns:w16sdtdh="http://schemas.microsoft.com/office/word/2020/wordml/sdtdatahash" xmlns:w16sdtfl="http://schemas.microsoft.com/office/word/2024/wordml/sdtformatlock" xmlns:w16se="http://schemas.microsoft.com/office/word/2015/wordml/symex" xmlns:wpg="http://schemas.microsoft.com/office/word/2010/wordprocessingGroup" xmlns:wpi="http://schemas.microsoft.com/office/word/2010/wordprocessingInk" xmlns:wne="http://schemas.microsoft.com/office/word/2006/wordml" xmlns:wps="http://schemas.microsoft.com/office/word/2010/wordprocessingShape" mc:Ignorable="w14 w15 w16se w16cid w16 w16cex w16sdtdh w16sdtfl w16du wp14">
+  <w:sdt>
+    <w:sdtPr>
+      <w:id w:val="1579014887"/>
+      <w:docPartObj>
+        <w:docPartGallery w:val="Page Numbers (Bottom of Page)"/>
+        <w:docPartUnique/>
+      </w:docPartObj>
+    </w:sdtPr>
+    <w:sdtEndPr>
+      <w:rPr>
+        <w:color w:val="7F7F7F" w:themeColor="background1" w:themeShade="7F"/>
+        <w:spacing w:val="60"/>
+      </w:rPr>
+    </w:sdtEndPr>
+    <w:sdtContent>
+      <w:p>
+        <w:pPr>
+          <w:pStyle w:val="Footer"/>
+          <w:pBdr>
+            <w:top w:val="single" w:sz="4" w:space="1" w:color="D9D9D9" w:themeColor="background1" w:themeShade="D9"/>
+          </w:pBdr>
+          <w:jc w:val="right"/>
+        </w:pPr>
+        <w:r>
+          <w:fldChar w:fldCharType="begin"/>
+        </w:r>
+        <w:r>
+          <w:instrText xml:space="preserve"> PAGE   \* MERGEFORMAT </w:instrText>
+        </w:r>
+        <w:r>
+          <w:fldChar w:fldCharType="separate"/>
+        </w:r>
+        <w:r>
+          <w:rPr>
+            <w:noProof/>
+          </w:rPr>
+          <w:t>2</w:t>
+        </w:r>
+        <w:r>
+          <w:rPr>
+            <w:noProof/>
+          </w:rPr>
+          <w:fldChar w:fldCharType="end"/>
+        </w:r>
+        <w:r>
+          <w:t xml:space="preserve"> | </w:t>
+        </w:r>
+        <w:r>
+          <w:rPr>
+            <w:color w:val="7F7F7F" w:themeColor="background1" w:themeShade="7F"/>
+            <w:spacing w:val="60"/>
+          </w:rPr>
+          <w:t>Page</w:t>
+        </w:r>
+      </w:p>
+    </w:sdtContent>
+  </w:sdt>
+  <w:p>
+    <w:pPr>
+      <w:pStyle w:val="Footer"/>
+    </w:pPr>
+  </w:p>
+</w:ftr>
+</file>
+
+<file path=word/footer3.xml><?xml version="1.0" encoding="utf-8"?>
+<w:ftr xmlns:wpc="http://schemas.microsoft.com/office/word/2010/wordprocessingCanvas" xmlns:cx="http://schemas.microsoft.com/office/drawing/2014/chartex" xmlns:cx1="http://schemas.microsoft.com/office/drawing/2015/9/8/chartex" xmlns:cx2="http://schemas.microsoft.com/office/drawing/2015/10/21/chartex" xmlns:cx3="http://schemas.microsoft.com/office/drawing/2016/5/9/chartex" xmlns:cx4="http://schemas.microsoft.com/office/drawing/2016/5/10/chartex" xmlns:cx5="http://schemas.microsoft.com/office/drawing/2016/5/11/chartex" xmlns:cx6="http://schemas.microsoft.com/office/drawing/2016/5/12/chartex" xmlns:cx7="http://schemas.microsoft.com/office/drawing/2016/5/13/chartex" xmlns:cx8="http://schemas.microsoft.com/office/drawing/2016/5/14/chartex" xmlns:mc="http://schemas.openxmlformats.org/markup-compatibility/2006" xmlns:aink="http://schemas.microsoft.com/office/drawing/2016/ink" xmlns:am3d="http://schemas.microsoft.com/office/drawing/2017/model3d" xmlns:o="urn:schemas-microsoft-com:office:office" xmlns:oel="http://schemas.microsoft.com/office/2019/extlst" xmlns:r="http://schemas.openxmlformats.org/officeDocument/2006/relationships" xmlns:m="http://schemas.openxmlformats.org/officeDocument/2006/math" xmlns:v="urn:schemas-microsoft-com:vml" xmlns:wp14="http://schemas.microsoft.com/office/word/2010/wordprocessingDrawing" xmlns:wp="http://schemas.openxmlformats.org/drawingml/2006/wordprocessingDrawing" xmlns:w10="urn:schemas-microsoft-com:office:word" xmlns:w="http://schemas.openxmlformats.org/wordprocessingml/2006/main" xmlns:w14="http://schemas.microsoft.com/office/word/2010/wordml" xmlns:w15="http://schemas.microsoft.com/office/word/2012/wordml" xmlns:w16cei="http://schemas.microsoft.com/office/word/2026/wordml/cei" xmlns:w16cex="http://schemas.microsoft.com/office/word/2018/wordml/cex" xmlns:w16cid="http://schemas.microsoft.com/office/word/2016/wordml/cid" xmlns:w16="http://schemas.microsoft.com/office/word/2018/wordml" xmlns:w16du="http://schemas.microsoft.com/office/word/2023/wordml/word16du" xmlns:w16sdtdh="http://schemas.microsoft.com/office/word/2020/wordml/sdtdatahash" xmlns:w16sdtfl="http://schemas.microsoft.com/office/word/2024/wordml/sdtformatlock" xmlns:w16se="http://schemas.microsoft.com/office/word/2015/wordml/symex" xmlns:wpg="http://schemas.microsoft.com/office/word/2010/wordprocessingGroup" xmlns:wpi="http://schemas.microsoft.com/office/word/2010/wordprocessingInk" xmlns:wne="http://schemas.microsoft.com/office/word/2006/wordml" xmlns:wps="http://schemas.microsoft.com/office/word/2010/wordprocessingShape" mc:Ignorable="w14 w15 w16se w16cid w16 w16cex w16sdtdh w16sdtfl w16du wp14">
+  <w:sdt>
+    <w:sdtPr>
+      <w:id w:val="-2092238871"/>
+      <w:docPartObj>
+        <w:docPartGallery w:val="Page Numbers (Bottom of Page)"/>
+        <w:docPartUnique/>
+      </w:docPartObj>
+    </w:sdtPr>
+    <w:sdtEndPr>
+      <w:rPr>
+        <w:color w:val="7F7F7F" w:themeColor="background1" w:themeShade="7F"/>
+        <w:spacing w:val="60"/>
+      </w:rPr>
+    </w:sdtEndPr>
+    <w:sdtContent>
+      <w:p>
+        <w:pPr>
+          <w:pStyle w:val="Footer"/>
+          <w:pBdr>
+            <w:top w:val="single" w:sz="4" w:space="1" w:color="D9D9D9" w:themeColor="background1" w:themeShade="D9"/>
+          </w:pBdr>
+          <w:jc w:val="right"/>
+        </w:pPr>
+        <w:r>
+          <w:fldChar w:fldCharType="begin"/>
+        </w:r>
+        <w:r>
+          <w:instrText xml:space="preserve"> PAGE   \* MERGEFORMAT </w:instrText>
+        </w:r>
+        <w:r>
+          <w:fldChar w:fldCharType="separate"/>
+        </w:r>
+        <w:r>
+          <w:rPr>
+            <w:noProof/>
+          </w:rPr>
+          <w:t>2</w:t>
+        </w:r>
+        <w:r>
+          <w:rPr>
+            <w:noProof/>
+          </w:rPr>
+          <w:fldChar w:fldCharType="end"/>
+        </w:r>
+        <w:r>
+          <w:t xml:space="preserve"> | </w:t>
+        </w:r>
+        <w:r>
+          <w:rPr>
+            <w:color w:val="7F7F7F" w:themeColor="background1" w:themeShade="7F"/>
+            <w:spacing w:val="60"/>
+          </w:rPr>
+          <w:t>Page</w:t>
+        </w:r>
+      </w:p>
+    </w:sdtContent>
+  </w:sdt>
   <w:p>
     <w:pPr>
       <w:pStyle w:val="Subtitle"/>
@@ -2047,6 +2262,36 @@
     </w:p>
   </w:footnote>
 </w:footnotes>
+</file>
+
+<file path=word/header1.xml><?xml version="1.0" encoding="utf-8"?>
+<w:hdr xmlns:wpc="http://schemas.microsoft.com/office/word/2010/wordprocessingCanvas" xmlns:cx="http://schemas.microsoft.com/office/drawing/2014/chartex" xmlns:cx1="http://schemas.microsoft.com/office/drawing/2015/9/8/chartex" xmlns:cx2="http://schemas.microsoft.com/office/drawing/2015/10/21/chartex" xmlns:cx3="http://schemas.microsoft.com/office/drawing/2016/5/9/chartex" xmlns:cx4="http://schemas.microsoft.com/office/drawing/2016/5/10/chartex" xmlns:cx5="http://schemas.microsoft.com/office/drawing/2016/5/11/chartex" xmlns:cx6="http://schemas.microsoft.com/office/drawing/2016/5/12/chartex" xmlns:cx7="http://schemas.microsoft.com/office/drawing/2016/5/13/chartex" xmlns:cx8="http://schemas.microsoft.com/office/drawing/2016/5/14/chartex" xmlns:mc="http://schemas.openxmlformats.org/markup-compatibility/2006" xmlns:aink="http://schemas.microsoft.com/office/drawing/2016/ink" xmlns:am3d="http://schemas.microsoft.com/office/drawing/2017/model3d" xmlns:o="urn:schemas-microsoft-com:office:office" xmlns:oel="http://schemas.microsoft.com/office/2019/extlst" xmlns:r="http://schemas.openxmlformats.org/officeDocument/2006/relationships" xmlns:m="http://schemas.openxmlformats.org/officeDocument/2006/math" xmlns:v="urn:schemas-microsoft-com:vml" xmlns:wp14="http://schemas.microsoft.com/office/word/2010/wordprocessingDrawing" xmlns:wp="http://schemas.openxmlformats.org/drawingml/2006/wordprocessingDrawing" xmlns:w10="urn:schemas-microsoft-com:office:word" xmlns:w="http://schemas.openxmlformats.org/wordprocessingml/2006/main" xmlns:w14="http://schemas.microsoft.com/office/word/2010/wordml" xmlns:w15="http://schemas.microsoft.com/office/word/2012/wordml" xmlns:w16cei="http://schemas.microsoft.com/office/word/2026/wordml/cei" xmlns:w16cex="http://schemas.microsoft.com/office/word/2018/wordml/cex" xmlns:w16cid="http://schemas.microsoft.com/office/word/2016/wordml/cid" xmlns:w16="http://schemas.microsoft.com/office/word/2018/wordml" xmlns:w16du="http://schemas.microsoft.com/office/word/2023/wordml/word16du" xmlns:w16sdtdh="http://schemas.microsoft.com/office/word/2020/wordml/sdtdatahash" xmlns:w16sdtfl="http://schemas.microsoft.com/office/word/2024/wordml/sdtformatlock" xmlns:w16se="http://schemas.microsoft.com/office/word/2015/wordml/symex" xmlns:wpg="http://schemas.microsoft.com/office/word/2010/wordprocessingGroup" xmlns:wpi="http://schemas.microsoft.com/office/word/2010/wordprocessingInk" xmlns:wne="http://schemas.microsoft.com/office/word/2006/wordml" xmlns:wps="http://schemas.microsoft.com/office/word/2010/wordprocessingShape" mc:Ignorable="w14 w15 w16se w16cid w16 w16cex w16sdtdh w16sdtfl w16du wp14">
+  <w:p>
+    <w:pPr>
+      <w:pStyle w:val="Header"/>
+    </w:pPr>
+  </w:p>
+</w:hdr>
+</file>
+
+<file path=word/header2.xml><?xml version="1.0" encoding="utf-8"?>
+<w:hdr xmlns:wpc="http://schemas.microsoft.com/office/word/2010/wordprocessingCanvas" xmlns:cx="http://schemas.microsoft.com/office/drawing/2014/chartex" xmlns:cx1="http://schemas.microsoft.com/office/drawing/2015/9/8/chartex" xmlns:cx2="http://schemas.microsoft.com/office/drawing/2015/10/21/chartex" xmlns:cx3="http://schemas.microsoft.com/office/drawing/2016/5/9/chartex" xmlns:cx4="http://schemas.microsoft.com/office/drawing/2016/5/10/chartex" xmlns:cx5="http://schemas.microsoft.com/office/drawing/2016/5/11/chartex" xmlns:cx6="http://schemas.microsoft.com/office/drawing/2016/5/12/chartex" xmlns:cx7="http://schemas.microsoft.com/office/drawing/2016/5/13/chartex" xmlns:cx8="http://schemas.microsoft.com/office/drawing/2016/5/14/chartex" xmlns:mc="http://schemas.openxmlformats.org/markup-compatibility/2006" xmlns:aink="http://schemas.microsoft.com/office/drawing/2016/ink" xmlns:am3d="http://schemas.microsoft.com/office/drawing/2017/model3d" xmlns:o="urn:schemas-microsoft-com:office:office" xmlns:oel="http://schemas.microsoft.com/office/2019/extlst" xmlns:r="http://schemas.openxmlformats.org/officeDocument/2006/relationships" xmlns:m="http://schemas.openxmlformats.org/officeDocument/2006/math" xmlns:v="urn:schemas-microsoft-com:vml" xmlns:wp14="http://schemas.microsoft.com/office/word/2010/wordprocessingDrawing" xmlns:wp="http://schemas.openxmlformats.org/drawingml/2006/wordprocessingDrawing" xmlns:w10="urn:schemas-microsoft-com:office:word" xmlns:w="http://schemas.openxmlformats.org/wordprocessingml/2006/main" xmlns:w14="http://schemas.microsoft.com/office/word/2010/wordml" xmlns:w15="http://schemas.microsoft.com/office/word/2012/wordml" xmlns:w16cei="http://schemas.microsoft.com/office/word/2026/wordml/cei" xmlns:w16cex="http://schemas.microsoft.com/office/word/2018/wordml/cex" xmlns:w16cid="http://schemas.microsoft.com/office/word/2016/wordml/cid" xmlns:w16="http://schemas.microsoft.com/office/word/2018/wordml" xmlns:w16du="http://schemas.microsoft.com/office/word/2023/wordml/word16du" xmlns:w16sdtdh="http://schemas.microsoft.com/office/word/2020/wordml/sdtdatahash" xmlns:w16sdtfl="http://schemas.microsoft.com/office/word/2024/wordml/sdtformatlock" xmlns:w16se="http://schemas.microsoft.com/office/word/2015/wordml/symex" xmlns:wpg="http://schemas.microsoft.com/office/word/2010/wordprocessingGroup" xmlns:wpi="http://schemas.microsoft.com/office/word/2010/wordprocessingInk" xmlns:wne="http://schemas.microsoft.com/office/word/2006/wordml" xmlns:wps="http://schemas.microsoft.com/office/word/2010/wordprocessingShape" mc:Ignorable="w14 w15 w16se w16cid w16 w16cex w16sdtdh w16sdtfl w16du wp14">
+  <w:p>
+    <w:pPr>
+      <w:pStyle w:val="Header"/>
+    </w:pPr>
+  </w:p>
+</w:hdr>
+</file>
+
+<file path=word/header3.xml><?xml version="1.0" encoding="utf-8"?>
+<w:hdr xmlns:wpc="http://schemas.microsoft.com/office/word/2010/wordprocessingCanvas" xmlns:cx="http://schemas.microsoft.com/office/drawing/2014/chartex" xmlns:cx1="http://schemas.microsoft.com/office/drawing/2015/9/8/chartex" xmlns:cx2="http://schemas.microsoft.com/office/drawing/2015/10/21/chartex" xmlns:cx3="http://schemas.microsoft.com/office/drawing/2016/5/9/chartex" xmlns:cx4="http://schemas.microsoft.com/office/drawing/2016/5/10/chartex" xmlns:cx5="http://schemas.microsoft.com/office/drawing/2016/5/11/chartex" xmlns:cx6="http://schemas.microsoft.com/office/drawing/2016/5/12/chartex" xmlns:cx7="http://schemas.microsoft.com/office/drawing/2016/5/13/chartex" xmlns:cx8="http://schemas.microsoft.com/office/drawing/2016/5/14/chartex" xmlns:mc="http://schemas.openxmlformats.org/markup-compatibility/2006" xmlns:aink="http://schemas.microsoft.com/office/drawing/2016/ink" xmlns:am3d="http://schemas.microsoft.com/office/drawing/2017/model3d" xmlns:o="urn:schemas-microsoft-com:office:office" xmlns:oel="http://schemas.microsoft.com/office/2019/extlst" xmlns:r="http://schemas.openxmlformats.org/officeDocument/2006/relationships" xmlns:m="http://schemas.openxmlformats.org/officeDocument/2006/math" xmlns:v="urn:schemas-microsoft-com:vml" xmlns:wp14="http://schemas.microsoft.com/office/word/2010/wordprocessingDrawing" xmlns:wp="http://schemas.openxmlformats.org/drawingml/2006/wordprocessingDrawing" xmlns:w10="urn:schemas-microsoft-com:office:word" xmlns:w="http://schemas.openxmlformats.org/wordprocessingml/2006/main" xmlns:w14="http://schemas.microsoft.com/office/word/2010/wordml" xmlns:w15="http://schemas.microsoft.com/office/word/2012/wordml" xmlns:w16cei="http://schemas.microsoft.com/office/word/2026/wordml/cei" xmlns:w16cex="http://schemas.microsoft.com/office/word/2018/wordml/cex" xmlns:w16cid="http://schemas.microsoft.com/office/word/2016/wordml/cid" xmlns:w16="http://schemas.microsoft.com/office/word/2018/wordml" xmlns:w16du="http://schemas.microsoft.com/office/word/2023/wordml/word16du" xmlns:w16sdtdh="http://schemas.microsoft.com/office/word/2020/wordml/sdtdatahash" xmlns:w16sdtfl="http://schemas.microsoft.com/office/word/2024/wordml/sdtformatlock" xmlns:w16se="http://schemas.microsoft.com/office/word/2015/wordml/symex" xmlns:wpg="http://schemas.microsoft.com/office/word/2010/wordprocessingGroup" xmlns:wpi="http://schemas.microsoft.com/office/word/2010/wordprocessingInk" xmlns:wne="http://schemas.microsoft.com/office/word/2006/wordml" xmlns:wps="http://schemas.microsoft.com/office/word/2010/wordprocessingShape" mc:Ignorable="w14 w15 w16se w16cid w16 w16cex w16sdtdh w16sdtfl w16du wp14">
+  <w:p>
+    <w:pPr>
+      <w:pStyle w:val="Header"/>
+    </w:pPr>
+  </w:p>
+</w:hdr>
 </file>
 
 <file path=word/numbering.xml><?xml version="1.0" encoding="utf-8"?>

--- a/Docs/Döntési Napló.docx
+++ b/Docs/Döntési Napló.docx
@@ -13,33 +13,21 @@
         </w:rPr>
         <w:t>D</w:t>
       </w:r>
-      <w:proofErr w:type="spellStart"/>
-      <w:r>
-        <w:t>öntési</w:t>
-      </w:r>
-      <w:proofErr w:type="spellEnd"/>
-      <w:r>
-        <w:t xml:space="preserve"> </w:t>
-      </w:r>
-      <w:proofErr w:type="spellStart"/>
-      <w:r>
-        <w:t>Napló</w:t>
-      </w:r>
-      <w:proofErr w:type="spellEnd"/>
+      <w:r>
+        <w:t>öntési Napló</w:t>
+      </w:r>
     </w:p>
     <w:p>
       <w:pPr>
         <w:pStyle w:val="Subtitle"/>
         <w:jc w:val="center"/>
       </w:pPr>
-      <w:proofErr w:type="spellStart"/>
       <w:r>
         <w:t>Parkolóhely-foglal</w:t>
       </w:r>
       <w:r>
         <w:t>ó</w:t>
       </w:r>
-      <w:proofErr w:type="spellEnd"/>
     </w:p>
     <w:p/>
     <w:tbl>
@@ -93,13 +81,8 @@
           </w:tcPr>
           <w:p>
             <w:r>
-              <w:t xml:space="preserve">Amit </w:t>
-            </w:r>
-            <w:proofErr w:type="spellStart"/>
-            <w:r>
-              <w:t>választottál</w:t>
-            </w:r>
-            <w:proofErr w:type="spellEnd"/>
+              <w:t>Amit választottál</w:t>
+            </w:r>
           </w:p>
         </w:tc>
         <w:tc>
@@ -107,11 +90,9 @@
             <w:tcW w:w="1870" w:type="dxa"/>
           </w:tcPr>
           <w:p>
-            <w:proofErr w:type="spellStart"/>
             <w:r>
               <w:t>Miért</w:t>
             </w:r>
-            <w:proofErr w:type="spellEnd"/>
           </w:p>
         </w:tc>
         <w:tc>
@@ -119,29 +100,8 @@
             <w:tcW w:w="1870" w:type="dxa"/>
           </w:tcPr>
           <w:p>
-            <w:proofErr w:type="spellStart"/>
-            <w:r>
-              <w:t>Milyen</w:t>
-            </w:r>
-            <w:proofErr w:type="spellEnd"/>
-            <w:r>
-              <w:t xml:space="preserve"> </w:t>
-            </w:r>
-            <w:proofErr w:type="spellStart"/>
-            <w:r>
-              <w:t>alternatívát</w:t>
-            </w:r>
-            <w:proofErr w:type="spellEnd"/>
-            <w:r>
-              <w:t xml:space="preserve"> </w:t>
-            </w:r>
-            <w:proofErr w:type="spellStart"/>
-            <w:r>
-              <w:t>vetettél</w:t>
-            </w:r>
-            <w:proofErr w:type="spellEnd"/>
-            <w:r>
-              <w:t xml:space="preserve"> el</w:t>
+            <w:r>
+              <w:t>Milyen alternatívát vetettél el</w:t>
             </w:r>
           </w:p>
         </w:tc>
@@ -162,35 +122,9 @@
             <w:tcW w:w="1800" w:type="dxa"/>
           </w:tcPr>
           <w:p>
-            <w:proofErr w:type="spellStart"/>
-            <w:r>
-              <w:t>Milyen</w:t>
-            </w:r>
-            <w:proofErr w:type="spellEnd"/>
-            <w:r>
-              <w:t xml:space="preserve"> </w:t>
-            </w:r>
-            <w:proofErr w:type="spellStart"/>
-            <w:r>
-              <w:t>nyelv</w:t>
-            </w:r>
-            <w:proofErr w:type="spellEnd"/>
-            <w:r>
-              <w:t xml:space="preserve"> </w:t>
-            </w:r>
-            <w:proofErr w:type="spellStart"/>
-            <w:r>
-              <w:t>és</w:t>
-            </w:r>
-            <w:proofErr w:type="spellEnd"/>
-            <w:r>
-              <w:t xml:space="preserve"> </w:t>
-            </w:r>
-            <w:proofErr w:type="spellStart"/>
-            <w:r>
-              <w:t>keretrendszerek</w:t>
-            </w:r>
-            <w:proofErr w:type="spellEnd"/>
+            <w:r>
+              <w:t>Milyen nyelv és keretrendszerek</w:t>
+            </w:r>
           </w:p>
         </w:tc>
         <w:tc>
@@ -199,15 +133,7 @@
           </w:tcPr>
           <w:p>
             <w:r>
-              <w:t xml:space="preserve">C# + </w:t>
-            </w:r>
-            <w:proofErr w:type="spellStart"/>
-            <w:r>
-              <w:t>EntityFrameworkCore</w:t>
-            </w:r>
-            <w:proofErr w:type="spellEnd"/>
-            <w:r>
-              <w:t xml:space="preserve"> + SQLite</w:t>
+              <w:t>C# + EntityFrameworkCore + SQLite</w:t>
             </w:r>
           </w:p>
         </w:tc>
@@ -224,23 +150,7 @@
               </w:numPr>
             </w:pPr>
             <w:r>
-              <w:t xml:space="preserve">C# a </w:t>
-            </w:r>
-            <w:proofErr w:type="spellStart"/>
-            <w:r>
-              <w:t>kedvenc</w:t>
-            </w:r>
-            <w:proofErr w:type="spellEnd"/>
-            <w:r>
-              <w:t xml:space="preserve"> </w:t>
-            </w:r>
-            <w:proofErr w:type="spellStart"/>
-            <w:r>
-              <w:t>nyelvem</w:t>
-            </w:r>
-            <w:proofErr w:type="spellEnd"/>
-            <w:r>
-              <w:t>;</w:t>
+              <w:t>C# a kedvenc nyelvem;</w:t>
             </w:r>
           </w:p>
           <w:p>
@@ -251,106 +161,16 @@
                 <w:numId w:val="1"/>
               </w:numPr>
             </w:pPr>
-            <w:proofErr w:type="spellStart"/>
-            <w:r>
-              <w:t>utasítottak</w:t>
-            </w:r>
-            <w:proofErr w:type="spellEnd"/>
-            <w:r>
-              <w:t xml:space="preserve"> </w:t>
-            </w:r>
-            <w:proofErr w:type="spellStart"/>
-            <w:r>
-              <w:t>már</w:t>
-            </w:r>
-            <w:proofErr w:type="spellEnd"/>
-            <w:r>
-              <w:t xml:space="preserve"> el</w:t>
+            <w:r>
+              <w:t>utasítottak már el</w:t>
             </w:r>
           </w:p>
           <w:p>
             <w:pPr>
               <w:pStyle w:val="ListParagraph"/>
             </w:pPr>
-            <w:proofErr w:type="spellStart"/>
-            <w:r>
-              <w:t>helyről</w:t>
-            </w:r>
-            <w:proofErr w:type="spellEnd"/>
-            <w:r>
-              <w:t xml:space="preserve"> </w:t>
-            </w:r>
-            <w:proofErr w:type="spellStart"/>
-            <w:r>
-              <w:t>azért</w:t>
-            </w:r>
-            <w:proofErr w:type="spellEnd"/>
-            <w:r>
-              <w:t xml:space="preserve"> </w:t>
-            </w:r>
-            <w:proofErr w:type="spellStart"/>
-            <w:r>
-              <w:t>mert</w:t>
-            </w:r>
-            <w:proofErr w:type="spellEnd"/>
-            <w:r>
-              <w:t xml:space="preserve"> nem </w:t>
-            </w:r>
-            <w:proofErr w:type="spellStart"/>
-            <w:r>
-              <w:t>ismertem</w:t>
-            </w:r>
-            <w:proofErr w:type="spellEnd"/>
-            <w:r>
-              <w:t xml:space="preserve"> </w:t>
-            </w:r>
-            <w:proofErr w:type="spellStart"/>
-            <w:r>
-              <w:t>EntityFrameworkCore</w:t>
-            </w:r>
-            <w:proofErr w:type="spellEnd"/>
-            <w:r>
-              <w:t xml:space="preserve">-t, </w:t>
-            </w:r>
-            <w:proofErr w:type="spellStart"/>
-            <w:r>
-              <w:t>szóval</w:t>
-            </w:r>
-            <w:proofErr w:type="spellEnd"/>
-            <w:r>
-              <w:t xml:space="preserve"> </w:t>
-            </w:r>
-            <w:proofErr w:type="spellStart"/>
-            <w:r>
-              <w:t>tökéletes</w:t>
-            </w:r>
-            <w:proofErr w:type="spellEnd"/>
-            <w:r>
-              <w:t xml:space="preserve"> </w:t>
-            </w:r>
-            <w:proofErr w:type="spellStart"/>
-            <w:r>
-              <w:t>esélyem</w:t>
-            </w:r>
-            <w:proofErr w:type="spellEnd"/>
-            <w:r>
-              <w:t xml:space="preserve"> volt </w:t>
-            </w:r>
-            <w:proofErr w:type="spellStart"/>
-            <w:r>
-              <w:t>megismerkedni</w:t>
-            </w:r>
-            <w:proofErr w:type="spellEnd"/>
-            <w:r>
-              <w:t xml:space="preserve"> </w:t>
-            </w:r>
-            <w:proofErr w:type="spellStart"/>
-            <w:r>
-              <w:t>vele</w:t>
-            </w:r>
-            <w:proofErr w:type="spellEnd"/>
-            <w:r>
-              <w:t>;</w:t>
+            <w:r>
+              <w:t>helyről azért mert nem ismertem EntityFrameworkCore-t, szóval tökéletes esélyem volt megismerkedni vele;</w:t>
             </w:r>
           </w:p>
           <w:p>
@@ -362,15 +182,7 @@
               </w:numPr>
             </w:pPr>
             <w:r>
-              <w:t xml:space="preserve">SQLite, </w:t>
-            </w:r>
-            <w:proofErr w:type="spellStart"/>
-            <w:r>
-              <w:t>mert</w:t>
-            </w:r>
-            <w:proofErr w:type="spellEnd"/>
-            <w:r>
-              <w:t xml:space="preserve"> m</w:t>
+              <w:t>SQLite, mert m</w:t>
             </w:r>
             <w:r>
               <w:rPr>
@@ -385,109 +197,8 @@
             <w:tcW w:w="1870" w:type="dxa"/>
           </w:tcPr>
           <w:p>
-            <w:proofErr w:type="spellStart"/>
-            <w:r>
-              <w:t>Adatbázisnak</w:t>
-            </w:r>
-            <w:proofErr w:type="spellEnd"/>
-            <w:r>
-              <w:t xml:space="preserve"> </w:t>
-            </w:r>
-            <w:proofErr w:type="spellStart"/>
-            <w:r>
-              <w:t>másik</w:t>
-            </w:r>
-            <w:proofErr w:type="spellEnd"/>
-            <w:r>
-              <w:t xml:space="preserve"> </w:t>
-            </w:r>
-            <w:proofErr w:type="spellStart"/>
-            <w:r>
-              <w:t>opció</w:t>
-            </w:r>
-            <w:proofErr w:type="spellEnd"/>
-            <w:r>
-              <w:t xml:space="preserve"> </w:t>
-            </w:r>
-            <w:proofErr w:type="spellStart"/>
-            <w:r>
-              <w:t>lett</w:t>
-            </w:r>
-            <w:proofErr w:type="spellEnd"/>
-            <w:r>
-              <w:t xml:space="preserve"> </w:t>
-            </w:r>
-            <w:proofErr w:type="spellStart"/>
-            <w:r>
-              <w:t>volna</w:t>
-            </w:r>
-            <w:proofErr w:type="spellEnd"/>
-            <w:r>
-              <w:t xml:space="preserve"> PostgreSQL, </w:t>
-            </w:r>
-            <w:proofErr w:type="spellStart"/>
-            <w:r>
-              <w:t>mivel</w:t>
-            </w:r>
-            <w:proofErr w:type="spellEnd"/>
-            <w:r>
-              <w:t xml:space="preserve"> </w:t>
-            </w:r>
-            <w:proofErr w:type="spellStart"/>
-            <w:r>
-              <w:t>arról</w:t>
-            </w:r>
-            <w:proofErr w:type="spellEnd"/>
-            <w:r>
-              <w:t xml:space="preserve"> is </w:t>
-            </w:r>
-            <w:proofErr w:type="spellStart"/>
-            <w:r>
-              <w:t>hallottam</w:t>
-            </w:r>
-            <w:proofErr w:type="spellEnd"/>
-            <w:r>
-              <w:t xml:space="preserve">, de </w:t>
-            </w:r>
-            <w:proofErr w:type="spellStart"/>
-            <w:r>
-              <w:t>jobb</w:t>
-            </w:r>
-            <w:proofErr w:type="spellEnd"/>
-            <w:r>
-              <w:t xml:space="preserve"> </w:t>
-            </w:r>
-            <w:proofErr w:type="spellStart"/>
-            <w:r>
-              <w:t>anyagot</w:t>
-            </w:r>
-            <w:proofErr w:type="spellEnd"/>
-            <w:r>
-              <w:t xml:space="preserve"> </w:t>
-            </w:r>
-            <w:proofErr w:type="spellStart"/>
-            <w:r>
-              <w:t>találtam</w:t>
-            </w:r>
-            <w:proofErr w:type="spellEnd"/>
-            <w:r>
-              <w:t xml:space="preserve"> </w:t>
-            </w:r>
-            <w:proofErr w:type="spellStart"/>
-            <w:r>
-              <w:t>az</w:t>
-            </w:r>
-            <w:proofErr w:type="spellEnd"/>
-            <w:r>
-              <w:t xml:space="preserve"> SQLite-</w:t>
-            </w:r>
-            <w:proofErr w:type="spellStart"/>
-            <w:r>
-              <w:t>hoz</w:t>
-            </w:r>
-            <w:proofErr w:type="spellEnd"/>
-            <w:r>
-              <w:t>.</w:t>
+            <w:r>
+              <w:t>Adatbázisnak másik opció lett volna PostgreSQL, mivel arról is hallottam, de jobb anyagot találtam az SQLite-hoz.</w:t>
             </w:r>
           </w:p>
         </w:tc>
@@ -508,43 +219,9 @@
             <w:tcW w:w="1800" w:type="dxa"/>
           </w:tcPr>
           <w:p>
-            <w:proofErr w:type="spellStart"/>
-            <w:r>
-              <w:t>Pontosan</w:t>
-            </w:r>
-            <w:proofErr w:type="spellEnd"/>
-            <w:r>
-              <w:t xml:space="preserve"> </w:t>
-            </w:r>
-            <w:proofErr w:type="spellStart"/>
-            <w:r>
-              <w:t>milyen</w:t>
-            </w:r>
-            <w:proofErr w:type="spellEnd"/>
-            <w:r>
-              <w:t xml:space="preserve"> </w:t>
-            </w:r>
-            <w:proofErr w:type="spellStart"/>
-            <w:r>
-              <w:t>adatok</w:t>
-            </w:r>
-            <w:proofErr w:type="spellEnd"/>
-            <w:r>
-              <w:t xml:space="preserve"> </w:t>
-            </w:r>
-            <w:proofErr w:type="spellStart"/>
-            <w:r>
-              <w:t>legyenek</w:t>
-            </w:r>
-            <w:proofErr w:type="spellEnd"/>
-            <w:r>
-              <w:t xml:space="preserve"> </w:t>
-            </w:r>
-            <w:proofErr w:type="spellStart"/>
-            <w:r>
-              <w:t>tárolva</w:t>
-            </w:r>
-            <w:proofErr w:type="spellEnd"/>
+            <w:r>
+              <w:t>Pontosan milyen adatok legyenek tárolva</w:t>
+            </w:r>
           </w:p>
         </w:tc>
         <w:tc>
@@ -552,7 +229,6 @@
             <w:tcW w:w="3455" w:type="dxa"/>
           </w:tcPr>
           <w:p>
-            <w:proofErr w:type="spellStart"/>
             <w:r>
               <w:rPr>
                 <w:b/>
@@ -560,223 +236,16 @@
               </w:rPr>
               <w:t>Parkolóhelynek</w:t>
             </w:r>
-            <w:proofErr w:type="spellEnd"/>
-            <w:r>
-              <w:t xml:space="preserve"> </w:t>
-            </w:r>
-            <w:proofErr w:type="spellStart"/>
-            <w:r>
-              <w:t>legyen</w:t>
-            </w:r>
-            <w:proofErr w:type="spellEnd"/>
-            <w:r>
-              <w:t xml:space="preserve"> </w:t>
-            </w:r>
-            <w:proofErr w:type="spellStart"/>
-            <w:r>
-              <w:t>IDje</w:t>
-            </w:r>
-            <w:proofErr w:type="spellEnd"/>
-            <w:r>
-              <w:t xml:space="preserve">, </w:t>
-            </w:r>
-            <w:proofErr w:type="spellStart"/>
-            <w:r>
-              <w:t>és</w:t>
-            </w:r>
-            <w:proofErr w:type="spellEnd"/>
-            <w:r>
-              <w:t xml:space="preserve"> Boolean-ja, </w:t>
-            </w:r>
-            <w:proofErr w:type="spellStart"/>
-            <w:r>
-              <w:t>hogy</w:t>
-            </w:r>
-            <w:proofErr w:type="spellEnd"/>
-            <w:r>
-              <w:t xml:space="preserve"> </w:t>
-            </w:r>
-            <w:proofErr w:type="spellStart"/>
-            <w:r>
-              <w:t>elektromos</w:t>
-            </w:r>
-            <w:proofErr w:type="spellEnd"/>
-            <w:r>
-              <w:t xml:space="preserve">-e, de ne </w:t>
-            </w:r>
-            <w:proofErr w:type="spellStart"/>
-            <w:r>
-              <w:t>legyen</w:t>
-            </w:r>
-            <w:proofErr w:type="spellEnd"/>
-            <w:r>
-              <w:t xml:space="preserve"> </w:t>
-            </w:r>
-            <w:proofErr w:type="spellStart"/>
-            <w:r>
-              <w:t>saját</w:t>
-            </w:r>
-            <w:proofErr w:type="spellEnd"/>
-            <w:r>
-              <w:t xml:space="preserve"> neve, </w:t>
-            </w:r>
-            <w:proofErr w:type="spellStart"/>
-            <w:r>
-              <w:t>álljon</w:t>
-            </w:r>
-            <w:proofErr w:type="spellEnd"/>
-            <w:r>
-              <w:t xml:space="preserve"> </w:t>
-            </w:r>
-            <w:proofErr w:type="spellStart"/>
-            <w:r>
-              <w:t>össze</w:t>
-            </w:r>
-            <w:proofErr w:type="spellEnd"/>
-            <w:r>
-              <w:t xml:space="preserve"> </w:t>
-            </w:r>
-            <w:proofErr w:type="spellStart"/>
-            <w:r>
-              <w:t>az</w:t>
-            </w:r>
-            <w:proofErr w:type="spellEnd"/>
-            <w:r>
-              <w:t xml:space="preserve"> </w:t>
-            </w:r>
-            <w:proofErr w:type="spellStart"/>
-            <w:r>
-              <w:t>elöbb</w:t>
-            </w:r>
-            <w:proofErr w:type="spellEnd"/>
-            <w:r>
-              <w:t xml:space="preserve"> </w:t>
-            </w:r>
-            <w:proofErr w:type="spellStart"/>
-            <w:r>
-              <w:t>említett</w:t>
-            </w:r>
-            <w:proofErr w:type="spellEnd"/>
-            <w:r>
-              <w:t xml:space="preserve"> </w:t>
-            </w:r>
-            <w:proofErr w:type="spellStart"/>
-            <w:r>
-              <w:t>kettőből</w:t>
-            </w:r>
-            <w:proofErr w:type="spellEnd"/>
-            <w:r>
-              <w:t>;</w:t>
-            </w:r>
-          </w:p>
-          <w:p>
-            <w:proofErr w:type="spellStart"/>
-            <w:r>
-              <w:t>Legyen</w:t>
-            </w:r>
-            <w:proofErr w:type="spellEnd"/>
-            <w:r>
-              <w:t xml:space="preserve"> </w:t>
-            </w:r>
-            <w:proofErr w:type="spellStart"/>
-            <w:r>
-              <w:t>továbbá</w:t>
-            </w:r>
-            <w:proofErr w:type="spellEnd"/>
-            <w:r>
-              <w:t xml:space="preserve"> Row </w:t>
-            </w:r>
-            <w:proofErr w:type="spellStart"/>
-            <w:r>
-              <w:t>és</w:t>
-            </w:r>
-            <w:proofErr w:type="spellEnd"/>
-            <w:r>
-              <w:t xml:space="preserve"> Column </w:t>
-            </w:r>
-            <w:proofErr w:type="spellStart"/>
-            <w:r>
-              <w:t>elhelyezése</w:t>
-            </w:r>
-            <w:proofErr w:type="spellEnd"/>
-            <w:r>
-              <w:t xml:space="preserve">, </w:t>
-            </w:r>
-            <w:proofErr w:type="spellStart"/>
-            <w:r>
-              <w:t>illetve</w:t>
-            </w:r>
-            <w:proofErr w:type="spellEnd"/>
-            <w:r>
-              <w:t xml:space="preserve"> </w:t>
-            </w:r>
-            <w:proofErr w:type="spellStart"/>
-            <w:r>
-              <w:t>egy</w:t>
-            </w:r>
-            <w:proofErr w:type="spellEnd"/>
-            <w:r>
-              <w:t xml:space="preserve"> Location Getter, </w:t>
-            </w:r>
-            <w:proofErr w:type="spellStart"/>
-            <w:r>
-              <w:t>ami</w:t>
-            </w:r>
-            <w:proofErr w:type="spellEnd"/>
-            <w:r>
-              <w:t xml:space="preserve"> </w:t>
-            </w:r>
-            <w:proofErr w:type="spellStart"/>
-            <w:r>
-              <w:t>ezt</w:t>
-            </w:r>
-            <w:proofErr w:type="spellEnd"/>
-            <w:r>
-              <w:t xml:space="preserve"> a </w:t>
-            </w:r>
-            <w:proofErr w:type="spellStart"/>
-            <w:r>
-              <w:t>kettőt</w:t>
-            </w:r>
-            <w:proofErr w:type="spellEnd"/>
-            <w:r>
-              <w:t xml:space="preserve"> </w:t>
-            </w:r>
-            <w:proofErr w:type="spellStart"/>
-            <w:r>
-              <w:t>formázott</w:t>
-            </w:r>
-            <w:proofErr w:type="spellEnd"/>
-            <w:r>
-              <w:t xml:space="preserve"> </w:t>
-            </w:r>
-            <w:proofErr w:type="spellStart"/>
-            <w:r>
-              <w:t>stringként</w:t>
-            </w:r>
-            <w:proofErr w:type="spellEnd"/>
-            <w:r>
-              <w:t xml:space="preserve"> </w:t>
-            </w:r>
-            <w:proofErr w:type="spellStart"/>
-            <w:r>
-              <w:t>adja</w:t>
-            </w:r>
-            <w:proofErr w:type="spellEnd"/>
-            <w:r>
-              <w:t xml:space="preserve"> </w:t>
-            </w:r>
-            <w:proofErr w:type="spellStart"/>
-            <w:r>
-              <w:t>vissza</w:t>
-            </w:r>
-            <w:proofErr w:type="spellEnd"/>
-            <w:r>
-              <w:t>.</w:t>
-            </w:r>
-          </w:p>
-          <w:p>
-            <w:proofErr w:type="spellStart"/>
+            <w:r>
+              <w:t xml:space="preserve"> legyen IDje, és Boolean-ja, hogy elektromos-e, de ne legyen saját neve, álljon össze az elöbb említett kettőből;</w:t>
+            </w:r>
+          </w:p>
+          <w:p>
+            <w:r>
+              <w:t>Legyen továbbá Row és Column elhelyezése, illetve egy Location Getter, ami ezt a kettőt formázott stringként adja vissza.</w:t>
+            </w:r>
+          </w:p>
+          <w:p>
             <w:r>
               <w:rPr>
                 <w:b/>
@@ -784,7 +253,6 @@
               </w:rPr>
               <w:t>Foglalásnak</w:t>
             </w:r>
-            <w:proofErr w:type="spellEnd"/>
             <w:r>
               <w:rPr>
                 <w:b/>
@@ -792,119 +260,16 @@
               </w:rPr>
               <w:t xml:space="preserve"> </w:t>
             </w:r>
-            <w:proofErr w:type="spellStart"/>
-            <w:r>
-              <w:t>legyen</w:t>
-            </w:r>
-            <w:proofErr w:type="spellEnd"/>
-            <w:r>
-              <w:t xml:space="preserve"> </w:t>
-            </w:r>
-            <w:proofErr w:type="spellStart"/>
-            <w:r>
-              <w:t>saját</w:t>
-            </w:r>
-            <w:proofErr w:type="spellEnd"/>
-            <w:r>
-              <w:t xml:space="preserve"> ID-je, </w:t>
-            </w:r>
-            <w:proofErr w:type="spellStart"/>
-            <w:r>
-              <w:t>tárolja</w:t>
-            </w:r>
-            <w:proofErr w:type="spellEnd"/>
-            <w:r>
-              <w:t xml:space="preserve"> a </w:t>
-            </w:r>
-            <w:proofErr w:type="spellStart"/>
-            <w:r>
-              <w:t>parkolóhely</w:t>
-            </w:r>
-            <w:proofErr w:type="spellEnd"/>
-            <w:r>
-              <w:t xml:space="preserve"> ID-</w:t>
-            </w:r>
-            <w:proofErr w:type="spellStart"/>
-            <w:r>
-              <w:t>jét</w:t>
-            </w:r>
-            <w:proofErr w:type="spellEnd"/>
-            <w:r>
-              <w:t xml:space="preserve">, </w:t>
-            </w:r>
-            <w:proofErr w:type="spellStart"/>
-            <w:r>
-              <w:t>illetve</w:t>
-            </w:r>
-            <w:proofErr w:type="spellEnd"/>
-            <w:r>
-              <w:t xml:space="preserve"> </w:t>
-            </w:r>
-            <w:proofErr w:type="spellStart"/>
-            <w:r>
-              <w:t>legyen</w:t>
-            </w:r>
-            <w:proofErr w:type="spellEnd"/>
-            <w:r>
-              <w:t xml:space="preserve"> </w:t>
-            </w:r>
-            <w:proofErr w:type="spellStart"/>
-            <w:r>
-              <w:t>továbbá</w:t>
-            </w:r>
-            <w:proofErr w:type="spellEnd"/>
-            <w:r>
-              <w:t xml:space="preserve"> </w:t>
-            </w:r>
-            <w:r>
-              <w:t xml:space="preserve">a </w:t>
-            </w:r>
-            <w:proofErr w:type="spellStart"/>
-            <w:r>
-              <w:t>szükséges</w:t>
-            </w:r>
-            <w:proofErr w:type="spellEnd"/>
-            <w:r>
-              <w:t xml:space="preserve"> </w:t>
-            </w:r>
-            <w:proofErr w:type="spellStart"/>
-            <w:r>
-              <w:t>kezdeti</w:t>
-            </w:r>
-            <w:proofErr w:type="spellEnd"/>
-            <w:r>
-              <w:t xml:space="preserve">, </w:t>
-            </w:r>
-            <w:proofErr w:type="spellStart"/>
-            <w:r>
-              <w:t>végi</w:t>
-            </w:r>
-            <w:proofErr w:type="spellEnd"/>
-            <w:r>
-              <w:t xml:space="preserve"> </w:t>
-            </w:r>
-            <w:proofErr w:type="spellStart"/>
+            <w:r>
+              <w:t xml:space="preserve">legyen saját ID-je, tárolja a parkolóhely ID-jét, illetve legyen továbbá </w:t>
+            </w:r>
+            <w:r>
+              <w:t xml:space="preserve">a szükséges kezdeti, végi </w:t>
+            </w:r>
             <w:r>
               <w:lastRenderedPageBreak/>
-              <w:t>időpontok</w:t>
-            </w:r>
-            <w:proofErr w:type="spellEnd"/>
-            <w:r>
-              <w:t xml:space="preserve">, </w:t>
-            </w:r>
-            <w:proofErr w:type="spellStart"/>
-            <w:r>
-              <w:t>illetve</w:t>
-            </w:r>
-            <w:proofErr w:type="spellEnd"/>
-            <w:r>
-              <w:t xml:space="preserve"> </w:t>
-            </w:r>
-            <w:proofErr w:type="spellStart"/>
-            <w:r>
-              <w:t>foglaló</w:t>
-            </w:r>
-            <w:proofErr w:type="spellEnd"/>
+              <w:t>időpontok, illetve foglaló</w:t>
+            </w:r>
           </w:p>
         </w:tc>
         <w:tc>
@@ -919,100 +284,10 @@
                 <w:numId w:val="1"/>
               </w:numPr>
             </w:pPr>
-            <w:proofErr w:type="spellStart"/>
             <w:r>
               <w:lastRenderedPageBreak/>
-              <w:t>Parkolóhelynek</w:t>
-            </w:r>
-            <w:proofErr w:type="spellEnd"/>
-            <w:r>
-              <w:t xml:space="preserve"> a neve </w:t>
-            </w:r>
-            <w:proofErr w:type="spellStart"/>
-            <w:r>
-              <w:t>és</w:t>
-            </w:r>
-            <w:proofErr w:type="spellEnd"/>
-            <w:r>
-              <w:t xml:space="preserve"> </w:t>
-            </w:r>
-            <w:proofErr w:type="spellStart"/>
-            <w:r>
-              <w:t>locationje</w:t>
-            </w:r>
-            <w:proofErr w:type="spellEnd"/>
-            <w:r>
-              <w:t xml:space="preserve"> </w:t>
-            </w:r>
-            <w:proofErr w:type="spellStart"/>
-            <w:r>
-              <w:t>uniformul</w:t>
-            </w:r>
-            <w:proofErr w:type="spellEnd"/>
-            <w:r>
-              <w:t xml:space="preserve"> </w:t>
-            </w:r>
-            <w:proofErr w:type="spellStart"/>
-            <w:r>
-              <w:t>néz</w:t>
-            </w:r>
-            <w:proofErr w:type="spellEnd"/>
-            <w:r>
-              <w:t xml:space="preserve"> ki </w:t>
-            </w:r>
-            <w:proofErr w:type="spellStart"/>
-            <w:r>
-              <w:t>így</w:t>
-            </w:r>
-            <w:proofErr w:type="spellEnd"/>
-            <w:r>
-              <w:t xml:space="preserve">, nem </w:t>
-            </w:r>
-            <w:proofErr w:type="spellStart"/>
-            <w:r>
-              <w:t>lesz</w:t>
-            </w:r>
-            <w:proofErr w:type="spellEnd"/>
-            <w:r>
-              <w:t xml:space="preserve"> </w:t>
-            </w:r>
-            <w:proofErr w:type="spellStart"/>
-            <w:r>
-              <w:t>túl</w:t>
-            </w:r>
-            <w:proofErr w:type="spellEnd"/>
-            <w:r>
-              <w:t xml:space="preserve"> </w:t>
-            </w:r>
-            <w:proofErr w:type="spellStart"/>
-            <w:r>
-              <w:t>nagy</w:t>
-            </w:r>
-            <w:proofErr w:type="spellEnd"/>
-            <w:r>
-              <w:t xml:space="preserve"> </w:t>
-            </w:r>
-            <w:proofErr w:type="spellStart"/>
-            <w:r>
-              <w:t>eltérés</w:t>
-            </w:r>
-            <w:proofErr w:type="spellEnd"/>
-            <w:r>
-              <w:t xml:space="preserve"> a UI </w:t>
-            </w:r>
-            <w:proofErr w:type="spellStart"/>
-            <w:r>
-              <w:t>kinézetükben</w:t>
-            </w:r>
-            <w:proofErr w:type="spellEnd"/>
-            <w:r>
-              <w:t xml:space="preserve"> se </w:t>
-            </w:r>
-            <w:proofErr w:type="spellStart"/>
-            <w:r>
-              <w:t>emiatt</w:t>
-            </w:r>
-            <w:proofErr w:type="spellEnd"/>
+              <w:t>Parkolóhelynek a neve és locationje uniformul néz ki így, nem lesz túl nagy eltérés a UI kinézetükben se emiatt</w:t>
+            </w:r>
           </w:p>
         </w:tc>
         <w:tc>
@@ -1021,95 +296,7 @@
           </w:tcPr>
           <w:p>
             <w:r>
-              <w:t xml:space="preserve">Nem </w:t>
-            </w:r>
-            <w:proofErr w:type="spellStart"/>
-            <w:r>
-              <w:t>nagyon</w:t>
-            </w:r>
-            <w:proofErr w:type="spellEnd"/>
-            <w:r>
-              <w:t xml:space="preserve"> </w:t>
-            </w:r>
-            <w:proofErr w:type="spellStart"/>
-            <w:r>
-              <w:t>találtam</w:t>
-            </w:r>
-            <w:proofErr w:type="spellEnd"/>
-            <w:r>
-              <w:t xml:space="preserve"> ki </w:t>
-            </w:r>
-            <w:proofErr w:type="spellStart"/>
-            <w:r>
-              <w:t>más</w:t>
-            </w:r>
-            <w:proofErr w:type="spellEnd"/>
-            <w:r>
-              <w:t xml:space="preserve"> </w:t>
-            </w:r>
-            <w:proofErr w:type="spellStart"/>
-            <w:r>
-              <w:t>alternatívát</w:t>
-            </w:r>
-            <w:proofErr w:type="spellEnd"/>
-            <w:r>
-              <w:t xml:space="preserve">, </w:t>
-            </w:r>
-            <w:proofErr w:type="spellStart"/>
-            <w:r>
-              <w:t>ezek</w:t>
-            </w:r>
-            <w:proofErr w:type="spellEnd"/>
-            <w:r>
-              <w:t xml:space="preserve"> </w:t>
-            </w:r>
-            <w:proofErr w:type="spellStart"/>
-            <w:r>
-              <w:t>jutottak</w:t>
-            </w:r>
-            <w:proofErr w:type="spellEnd"/>
-            <w:r>
-              <w:t xml:space="preserve"> </w:t>
-            </w:r>
-            <w:proofErr w:type="spellStart"/>
-            <w:r>
-              <w:t>először</w:t>
-            </w:r>
-            <w:proofErr w:type="spellEnd"/>
-            <w:r>
-              <w:t xml:space="preserve"> </w:t>
-            </w:r>
-            <w:proofErr w:type="spellStart"/>
-            <w:r>
-              <w:t>fejbe</w:t>
-            </w:r>
-            <w:proofErr w:type="spellEnd"/>
-            <w:r>
-              <w:t xml:space="preserve">, </w:t>
-            </w:r>
-            <w:proofErr w:type="spellStart"/>
-            <w:r>
-              <w:t>és</w:t>
-            </w:r>
-            <w:proofErr w:type="spellEnd"/>
-            <w:r>
-              <w:t xml:space="preserve"> </w:t>
-            </w:r>
-            <w:proofErr w:type="spellStart"/>
-            <w:r>
-              <w:t>jók</w:t>
-            </w:r>
-            <w:proofErr w:type="spellEnd"/>
-            <w:r>
-              <w:t xml:space="preserve"> is </w:t>
-            </w:r>
-            <w:proofErr w:type="spellStart"/>
-            <w:r>
-              <w:t>voltak</w:t>
-            </w:r>
-            <w:proofErr w:type="spellEnd"/>
-            <w:r>
-              <w:t>.</w:t>
+              <w:t>Nem nagyon találtam ki más alternatívát, ezek jutottak először fejbe, és jók is voltak.</w:t>
             </w:r>
           </w:p>
         </w:tc>
@@ -1130,19 +317,9 @@
             <w:tcW w:w="1800" w:type="dxa"/>
           </w:tcPr>
           <w:p>
-            <w:proofErr w:type="spellStart"/>
-            <w:r>
-              <w:t>Milyen</w:t>
-            </w:r>
-            <w:proofErr w:type="spellEnd"/>
-            <w:r>
-              <w:t xml:space="preserve"> </w:t>
-            </w:r>
-            <w:proofErr w:type="spellStart"/>
-            <w:r>
-              <w:t>megjelenítés</w:t>
-            </w:r>
-            <w:proofErr w:type="spellEnd"/>
+            <w:r>
+              <w:t>Milyen megjelenítés</w:t>
+            </w:r>
           </w:p>
         </w:tc>
         <w:tc>
@@ -1167,115 +344,9 @@
                 <w:numId w:val="1"/>
               </w:numPr>
             </w:pPr>
-            <w:proofErr w:type="spellStart"/>
-            <w:r>
-              <w:t>Egyetemen</w:t>
-            </w:r>
-            <w:proofErr w:type="spellEnd"/>
-            <w:r>
-              <w:t xml:space="preserve"> </w:t>
-            </w:r>
-            <w:proofErr w:type="spellStart"/>
-            <w:r>
-              <w:t>kettő</w:t>
-            </w:r>
-            <w:proofErr w:type="spellEnd"/>
-            <w:r>
-              <w:t xml:space="preserve"> </w:t>
-            </w:r>
-            <w:proofErr w:type="spellStart"/>
-            <w:r>
-              <w:t>laborgyakorlat</w:t>
-            </w:r>
-            <w:proofErr w:type="spellEnd"/>
-            <w:r>
-              <w:t xml:space="preserve"> </w:t>
-            </w:r>
-            <w:proofErr w:type="spellStart"/>
-            <w:r>
-              <w:t>erejéig</w:t>
-            </w:r>
-            <w:proofErr w:type="spellEnd"/>
-            <w:r>
-              <w:t xml:space="preserve"> </w:t>
-            </w:r>
-            <w:proofErr w:type="spellStart"/>
-            <w:r>
-              <w:t>szó</w:t>
-            </w:r>
-            <w:proofErr w:type="spellEnd"/>
-            <w:r>
-              <w:t xml:space="preserve"> </w:t>
-            </w:r>
-            <w:proofErr w:type="spellStart"/>
-            <w:r>
-              <w:t>esett</w:t>
-            </w:r>
-            <w:proofErr w:type="spellEnd"/>
-            <w:r>
-              <w:t xml:space="preserve"> a Blazor-</w:t>
-            </w:r>
-            <w:proofErr w:type="spellStart"/>
-            <w:r>
-              <w:t>ről</w:t>
-            </w:r>
-            <w:proofErr w:type="spellEnd"/>
-            <w:r>
-              <w:t xml:space="preserve">, de nem volt </w:t>
-            </w:r>
-            <w:proofErr w:type="spellStart"/>
-            <w:r>
-              <w:t>olyan</w:t>
-            </w:r>
-            <w:proofErr w:type="spellEnd"/>
-            <w:r>
-              <w:t xml:space="preserve"> </w:t>
-            </w:r>
-            <w:proofErr w:type="spellStart"/>
-            <w:r>
-              <w:t>mértékben</w:t>
-            </w:r>
-            <w:proofErr w:type="spellEnd"/>
-            <w:r>
-              <w:t xml:space="preserve"> </w:t>
-            </w:r>
-            <w:proofErr w:type="spellStart"/>
-            <w:r>
-              <w:t>megtanítva</w:t>
-            </w:r>
-            <w:proofErr w:type="spellEnd"/>
-            <w:r>
-              <w:t xml:space="preserve"> mint a </w:t>
-            </w:r>
-            <w:proofErr w:type="spellStart"/>
-            <w:r>
-              <w:t>React+TypeScript</w:t>
-            </w:r>
-            <w:proofErr w:type="spellEnd"/>
-            <w:r>
-              <w:t xml:space="preserve">. Mint </w:t>
-            </w:r>
-            <w:proofErr w:type="spellStart"/>
-            <w:r>
-              <w:t>az</w:t>
-            </w:r>
-            <w:proofErr w:type="spellEnd"/>
-            <w:r>
-              <w:t xml:space="preserve"> </w:t>
-            </w:r>
-            <w:proofErr w:type="spellStart"/>
-            <w:r>
-              <w:t>EFCore</w:t>
-            </w:r>
-            <w:proofErr w:type="spellEnd"/>
-            <w:r>
-              <w:t xml:space="preserve"> </w:t>
-            </w:r>
-            <w:proofErr w:type="spellStart"/>
-            <w:r>
-              <w:t>eset</w:t>
-            </w:r>
-            <w:proofErr w:type="spellEnd"/>
+            <w:r>
+              <w:t>Egyetemen kettő laborgyakorlat erejéig szó esett a Blazor-ről, de nem volt olyan mértékben megtanítva mint a React+TypeScript. Mint az EFCore eset</w:t>
+            </w:r>
             <w:r>
               <w:rPr>
                 <w:lang w:val="hu-HU"/>
@@ -1289,13 +360,8 @@
             <w:tcW w:w="1870" w:type="dxa"/>
           </w:tcPr>
           <w:p>
-            <w:proofErr w:type="spellStart"/>
-            <w:r>
-              <w:t>pReact</w:t>
-            </w:r>
-            <w:proofErr w:type="spellEnd"/>
-            <w:r>
-              <w:t xml:space="preserve"> + TypeScript,</w:t>
+            <w:r>
+              <w:t>pReact + TypeScript,</w:t>
             </w:r>
           </w:p>
           <w:p>
@@ -1329,45 +395,14 @@
             <w:tcW w:w="1800" w:type="dxa"/>
           </w:tcPr>
           <w:p>
-            <w:proofErr w:type="spellStart"/>
-            <w:r>
-              <w:t>Hány</w:t>
-            </w:r>
-            <w:proofErr w:type="spellEnd"/>
-            <w:r>
-              <w:t xml:space="preserve"> </w:t>
-            </w:r>
-            <w:proofErr w:type="spellStart"/>
-            <w:r>
-              <w:t>oldal</w:t>
-            </w:r>
-            <w:proofErr w:type="spellEnd"/>
-            <w:r>
-              <w:t xml:space="preserve"> </w:t>
-            </w:r>
-            <w:proofErr w:type="spellStart"/>
-            <w:r>
-              <w:t>legyen</w:t>
-            </w:r>
-            <w:proofErr w:type="spellEnd"/>
-            <w:r>
-              <w:t xml:space="preserve"> UI </w:t>
-            </w:r>
-            <w:proofErr w:type="spellStart"/>
-            <w:r>
-              <w:t>terén</w:t>
-            </w:r>
-            <w:proofErr w:type="spellEnd"/>
-            <w:r>
-              <w:t xml:space="preserve">, </w:t>
-            </w:r>
-            <w:proofErr w:type="spellStart"/>
-            <w:r>
-              <w:t>melyiken</w:t>
-            </w:r>
-            <w:proofErr w:type="spellEnd"/>
-            <w:r>
-              <w:t xml:space="preserve"> mi</w:t>
+            <w:r>
+              <w:t>Hány oldal legyen</w:t>
+            </w:r>
+            <w:r>
+              <w:t xml:space="preserve"> UI terén</w:t>
+            </w:r>
+            <w:r>
+              <w:t>, melyiken mi</w:t>
             </w:r>
           </w:p>
         </w:tc>
@@ -1377,101 +412,8 @@
           </w:tcPr>
           <w:p>
             <w:r>
-              <w:t xml:space="preserve">4 </w:t>
-            </w:r>
-            <w:proofErr w:type="spellStart"/>
-            <w:r>
-              <w:t>fő</w:t>
-            </w:r>
-            <w:proofErr w:type="spellEnd"/>
-            <w:r>
-              <w:t xml:space="preserve"> </w:t>
-            </w:r>
-            <w:proofErr w:type="spellStart"/>
-            <w:r>
-              <w:t>oldal</w:t>
-            </w:r>
-            <w:proofErr w:type="spellEnd"/>
-            <w:r>
-              <w:t xml:space="preserve">, </w:t>
-            </w:r>
-            <w:proofErr w:type="spellStart"/>
-            <w:r>
-              <w:t>főmenü</w:t>
-            </w:r>
-            <w:proofErr w:type="spellEnd"/>
-            <w:r>
-              <w:t xml:space="preserve">, </w:t>
-            </w:r>
-            <w:proofErr w:type="spellStart"/>
-            <w:r>
-              <w:t>parkolóhelyek</w:t>
-            </w:r>
-            <w:proofErr w:type="spellEnd"/>
-            <w:r>
-              <w:t xml:space="preserve"> </w:t>
-            </w:r>
-            <w:proofErr w:type="spellStart"/>
-            <w:r>
-              <w:t>listája</w:t>
-            </w:r>
-            <w:proofErr w:type="spellEnd"/>
-            <w:r>
-              <w:t xml:space="preserve">, </w:t>
-            </w:r>
-            <w:proofErr w:type="spellStart"/>
-            <w:r>
-              <w:t>egy</w:t>
-            </w:r>
-            <w:proofErr w:type="spellEnd"/>
-            <w:r>
-              <w:t xml:space="preserve"> </w:t>
-            </w:r>
-            <w:proofErr w:type="spellStart"/>
-            <w:r>
-              <w:t>parkolóhelyhez</w:t>
-            </w:r>
-            <w:proofErr w:type="spellEnd"/>
-            <w:r>
-              <w:t xml:space="preserve"> </w:t>
-            </w:r>
-            <w:proofErr w:type="spellStart"/>
-            <w:r>
-              <w:t>tartozó</w:t>
-            </w:r>
-            <w:proofErr w:type="spellEnd"/>
-            <w:r>
-              <w:t xml:space="preserve"> </w:t>
-            </w:r>
-            <w:proofErr w:type="spellStart"/>
-            <w:r>
-              <w:t>foglalások</w:t>
-            </w:r>
-            <w:proofErr w:type="spellEnd"/>
-            <w:r>
-              <w:t xml:space="preserve"> </w:t>
-            </w:r>
-            <w:proofErr w:type="spellStart"/>
-            <w:r>
-              <w:t>listája</w:t>
-            </w:r>
-            <w:proofErr w:type="spellEnd"/>
-            <w:r>
-              <w:t xml:space="preserve">, </w:t>
-            </w:r>
-            <w:proofErr w:type="spellStart"/>
-            <w:r>
-              <w:t>új</w:t>
-            </w:r>
-            <w:proofErr w:type="spellEnd"/>
-            <w:r>
-              <w:t xml:space="preserve"> </w:t>
-            </w:r>
-            <w:proofErr w:type="spellStart"/>
-            <w:r>
-              <w:t>foglalás</w:t>
-            </w:r>
-            <w:proofErr w:type="spellEnd"/>
+              <w:t>4 fő oldal, főmenü, parkolóhelyek listája, egy parkolóhelyhez tartozó foglalások listája, új foglalás</w:t>
+            </w:r>
           </w:p>
         </w:tc>
         <w:tc>
@@ -1486,123 +428,9 @@
                 <w:numId w:val="1"/>
               </w:numPr>
             </w:pPr>
-            <w:proofErr w:type="spellStart"/>
-            <w:r>
-              <w:t>Mindenképpen</w:t>
-            </w:r>
-            <w:proofErr w:type="spellEnd"/>
-            <w:r>
-              <w:t xml:space="preserve"> </w:t>
-            </w:r>
-            <w:proofErr w:type="spellStart"/>
-            <w:r>
-              <w:t>szét</w:t>
-            </w:r>
-            <w:proofErr w:type="spellEnd"/>
-            <w:r>
-              <w:t xml:space="preserve"> </w:t>
-            </w:r>
-            <w:proofErr w:type="spellStart"/>
-            <w:r>
-              <w:t>szerettem</w:t>
-            </w:r>
-            <w:proofErr w:type="spellEnd"/>
-            <w:r>
-              <w:t xml:space="preserve"> </w:t>
-            </w:r>
-            <w:proofErr w:type="spellStart"/>
-            <w:r>
-              <w:t>volna</w:t>
-            </w:r>
-            <w:proofErr w:type="spellEnd"/>
-            <w:r>
-              <w:t xml:space="preserve"> </w:t>
-            </w:r>
-            <w:proofErr w:type="spellStart"/>
-            <w:r>
-              <w:t>bontani</w:t>
-            </w:r>
-            <w:proofErr w:type="spellEnd"/>
-            <w:r>
-              <w:t xml:space="preserve">, </w:t>
-            </w:r>
-            <w:proofErr w:type="spellStart"/>
-            <w:r>
-              <w:t>hogy</w:t>
-            </w:r>
-            <w:proofErr w:type="spellEnd"/>
-            <w:r>
-              <w:t xml:space="preserve"> ne </w:t>
-            </w:r>
-            <w:proofErr w:type="spellStart"/>
-            <w:r>
-              <w:t>legyen</w:t>
-            </w:r>
-            <w:proofErr w:type="spellEnd"/>
-            <w:r>
-              <w:t xml:space="preserve"> </w:t>
-            </w:r>
-            <w:proofErr w:type="spellStart"/>
-            <w:r>
-              <w:t>túl</w:t>
-            </w:r>
-            <w:proofErr w:type="spellEnd"/>
-            <w:r>
-              <w:t xml:space="preserve"> </w:t>
-            </w:r>
-            <w:proofErr w:type="spellStart"/>
-            <w:r>
-              <w:t>sok</w:t>
-            </w:r>
-            <w:proofErr w:type="spellEnd"/>
-            <w:r>
-              <w:t xml:space="preserve"> </w:t>
-            </w:r>
-            <w:proofErr w:type="spellStart"/>
-            <w:r>
-              <w:t>minden</w:t>
-            </w:r>
-            <w:proofErr w:type="spellEnd"/>
-            <w:r>
-              <w:t xml:space="preserve"> a </w:t>
-            </w:r>
-            <w:proofErr w:type="spellStart"/>
-            <w:r>
-              <w:t>képen</w:t>
-            </w:r>
-            <w:proofErr w:type="spellEnd"/>
-            <w:r>
-              <w:t xml:space="preserve">, de </w:t>
-            </w:r>
-            <w:proofErr w:type="spellStart"/>
-            <w:r>
-              <w:t>mégiscsak</w:t>
-            </w:r>
-            <w:proofErr w:type="spellEnd"/>
-            <w:r>
-              <w:t xml:space="preserve"> </w:t>
-            </w:r>
-            <w:proofErr w:type="spellStart"/>
-            <w:r>
-              <w:t>könnyen</w:t>
-            </w:r>
-            <w:proofErr w:type="spellEnd"/>
-            <w:r>
-              <w:t xml:space="preserve"> </w:t>
-            </w:r>
-            <w:proofErr w:type="spellStart"/>
-            <w:r>
-              <w:t>navigálható</w:t>
-            </w:r>
-            <w:proofErr w:type="spellEnd"/>
-            <w:r>
-              <w:t xml:space="preserve"> </w:t>
-            </w:r>
-            <w:proofErr w:type="spellStart"/>
-            <w:r>
-              <w:t>legyen</w:t>
-            </w:r>
-            <w:proofErr w:type="spellEnd"/>
+            <w:r>
+              <w:t>Mindenképpen szét szerettem volna bontani, hogy ne legyen túl sok minden a képen, de mégiscsak könnyen navigálható legyen</w:t>
+            </w:r>
           </w:p>
         </w:tc>
         <w:tc>
@@ -1610,157 +438,8 @@
             <w:tcW w:w="1870" w:type="dxa"/>
           </w:tcPr>
           <w:p>
-            <w:proofErr w:type="spellStart"/>
-            <w:r>
-              <w:t>Ötlet</w:t>
-            </w:r>
-            <w:proofErr w:type="spellEnd"/>
-            <w:r>
-              <w:t xml:space="preserve"> volt 5. </w:t>
-            </w:r>
-            <w:proofErr w:type="spellStart"/>
-            <w:r>
-              <w:t>oldalnak</w:t>
-            </w:r>
-            <w:proofErr w:type="spellEnd"/>
-            <w:r>
-              <w:t xml:space="preserve"> </w:t>
-            </w:r>
-            <w:proofErr w:type="spellStart"/>
-            <w:r>
-              <w:t>az</w:t>
-            </w:r>
-            <w:proofErr w:type="spellEnd"/>
-            <w:r>
-              <w:t xml:space="preserve"> </w:t>
-            </w:r>
-            <w:proofErr w:type="spellStart"/>
-            <w:r>
-              <w:t>belépett</w:t>
-            </w:r>
-            <w:proofErr w:type="spellEnd"/>
-            <w:r>
-              <w:t xml:space="preserve"> </w:t>
-            </w:r>
-            <w:proofErr w:type="spellStart"/>
-            <w:r>
-              <w:t>felhasználóhoz</w:t>
-            </w:r>
-            <w:proofErr w:type="spellEnd"/>
-            <w:r>
-              <w:t xml:space="preserve"> </w:t>
-            </w:r>
-            <w:proofErr w:type="spellStart"/>
-            <w:r>
-              <w:t>tartozó</w:t>
-            </w:r>
-            <w:proofErr w:type="spellEnd"/>
-            <w:r>
-              <w:t xml:space="preserve"> </w:t>
-            </w:r>
-            <w:proofErr w:type="spellStart"/>
-            <w:r>
-              <w:t>foglalások</w:t>
-            </w:r>
-            <w:proofErr w:type="spellEnd"/>
-            <w:r>
-              <w:t xml:space="preserve">, de </w:t>
-            </w:r>
-            <w:proofErr w:type="spellStart"/>
-            <w:r>
-              <w:t>ezeket</w:t>
-            </w:r>
-            <w:proofErr w:type="spellEnd"/>
-            <w:r>
-              <w:t xml:space="preserve"> el </w:t>
-            </w:r>
-            <w:proofErr w:type="spellStart"/>
-            <w:r>
-              <w:t>lehet</w:t>
-            </w:r>
-            <w:proofErr w:type="spellEnd"/>
-            <w:r>
-              <w:t xml:space="preserve"> </w:t>
-            </w:r>
-            <w:proofErr w:type="spellStart"/>
-            <w:r>
-              <w:t>érni</w:t>
-            </w:r>
-            <w:proofErr w:type="spellEnd"/>
-            <w:r>
-              <w:t xml:space="preserve"> a </w:t>
-            </w:r>
-            <w:proofErr w:type="spellStart"/>
-            <w:r>
-              <w:t>parkolóhelyek</w:t>
-            </w:r>
-            <w:proofErr w:type="spellEnd"/>
-            <w:r>
-              <w:t xml:space="preserve"> </w:t>
-            </w:r>
-            <w:proofErr w:type="spellStart"/>
-            <w:r>
-              <w:t>listáján</w:t>
-            </w:r>
-            <w:proofErr w:type="spellEnd"/>
-            <w:r>
-              <w:t xml:space="preserve"> </w:t>
-            </w:r>
-            <w:proofErr w:type="spellStart"/>
-            <w:r>
-              <w:t>keresztül</w:t>
-            </w:r>
-            <w:proofErr w:type="spellEnd"/>
-            <w:r>
-              <w:t xml:space="preserve"> is, </w:t>
-            </w:r>
-            <w:proofErr w:type="spellStart"/>
-            <w:r>
-              <w:t>megkülömböztetés</w:t>
-            </w:r>
-            <w:proofErr w:type="spellEnd"/>
-            <w:r>
-              <w:t xml:space="preserve"> van </w:t>
-            </w:r>
-            <w:proofErr w:type="spellStart"/>
-            <w:r>
-              <w:t>saját</w:t>
-            </w:r>
-            <w:proofErr w:type="spellEnd"/>
-            <w:r>
-              <w:t xml:space="preserve">, </w:t>
-            </w:r>
-            <w:proofErr w:type="spellStart"/>
-            <w:r>
-              <w:t>és</w:t>
-            </w:r>
-            <w:proofErr w:type="spellEnd"/>
-            <w:r>
-              <w:t xml:space="preserve"> nem </w:t>
-            </w:r>
-            <w:proofErr w:type="spellStart"/>
-            <w:r>
-              <w:t>saját</w:t>
-            </w:r>
-            <w:proofErr w:type="spellEnd"/>
-            <w:r>
-              <w:t xml:space="preserve"> </w:t>
-            </w:r>
-            <w:proofErr w:type="spellStart"/>
-            <w:r>
-              <w:t>foglalás</w:t>
-            </w:r>
-            <w:proofErr w:type="spellEnd"/>
-            <w:r>
-              <w:t xml:space="preserve"> </w:t>
-            </w:r>
-            <w:proofErr w:type="spellStart"/>
-            <w:r>
-              <w:t>között</w:t>
-            </w:r>
-            <w:proofErr w:type="spellEnd"/>
-            <w:r>
-              <w:t>.</w:t>
+            <w:r>
+              <w:t>Ötlet volt 5. oldalnak az belépett felhasználóhoz tartozó foglalások, de ezeket el lehet érni a parkolóhelyek listáján keresztül is, megkülömböztetés van saját, és nem saját foglalás között.</w:t>
             </w:r>
           </w:p>
         </w:tc>
@@ -1787,7 +466,6 @@
       </w:r>
     </w:p>
     <w:p>
-      <w:proofErr w:type="spellStart"/>
       <w:r>
         <w:rPr>
           <w:b/>
@@ -1807,7 +485,6 @@
         </w:rPr>
         <w:t>eflexió</w:t>
       </w:r>
-      <w:proofErr w:type="spellEnd"/>
       <w:r>
         <w:t>:</w:t>
       </w:r>
@@ -1821,107 +498,12 @@
           <w:lang w:val="hu-HU"/>
         </w:rPr>
       </w:pPr>
-      <w:proofErr w:type="spellStart"/>
-      <w:r>
-        <w:t>Mindent</w:t>
-      </w:r>
-      <w:proofErr w:type="spellEnd"/>
-      <w:r>
-        <w:t xml:space="preserve"> </w:t>
-      </w:r>
-      <w:proofErr w:type="spellStart"/>
-      <w:r>
-        <w:t>figyelembe</w:t>
-      </w:r>
-      <w:proofErr w:type="spellEnd"/>
-      <w:r>
-        <w:t xml:space="preserve"> </w:t>
-      </w:r>
-      <w:proofErr w:type="spellStart"/>
-      <w:r>
-        <w:t>véve</w:t>
-      </w:r>
-      <w:proofErr w:type="spellEnd"/>
-      <w:r>
-        <w:t xml:space="preserve"> </w:t>
-      </w:r>
-      <w:proofErr w:type="spellStart"/>
-      <w:r>
-        <w:t>büszke</w:t>
-      </w:r>
-      <w:proofErr w:type="spellEnd"/>
-      <w:r>
-        <w:t xml:space="preserve"> </w:t>
-      </w:r>
-      <w:proofErr w:type="spellStart"/>
-      <w:r>
-        <w:t>vagyok</w:t>
-      </w:r>
-      <w:proofErr w:type="spellEnd"/>
-      <w:r>
-        <w:t xml:space="preserve"> </w:t>
-      </w:r>
-      <w:proofErr w:type="spellStart"/>
-      <w:r>
-        <w:t>erre</w:t>
-      </w:r>
-      <w:proofErr w:type="spellEnd"/>
-      <w:r>
-        <w:t xml:space="preserve"> a </w:t>
-      </w:r>
-      <w:proofErr w:type="spellStart"/>
-      <w:r>
-        <w:t>projectre</w:t>
-      </w:r>
-      <w:proofErr w:type="spellEnd"/>
-      <w:r>
-        <w:t xml:space="preserve">, </w:t>
-      </w:r>
-      <w:proofErr w:type="spellStart"/>
-      <w:r>
-        <w:t>úgy</w:t>
-      </w:r>
-      <w:proofErr w:type="spellEnd"/>
-      <w:r>
-        <w:t xml:space="preserve"> </w:t>
-      </w:r>
-      <w:proofErr w:type="spellStart"/>
-      <w:r>
-        <w:t>gondolom</w:t>
-      </w:r>
-      <w:proofErr w:type="spellEnd"/>
-      <w:r>
-        <w:t xml:space="preserve"> </w:t>
-      </w:r>
-      <w:proofErr w:type="spellStart"/>
-      <w:r>
-        <w:t>jó</w:t>
-      </w:r>
-      <w:proofErr w:type="spellEnd"/>
-      <w:r>
-        <w:t xml:space="preserve"> </w:t>
-      </w:r>
-      <w:proofErr w:type="spellStart"/>
-      <w:r>
-        <w:t>döntéseket</w:t>
-      </w:r>
-      <w:proofErr w:type="spellEnd"/>
-      <w:r>
-        <w:t xml:space="preserve"> </w:t>
-      </w:r>
-      <w:proofErr w:type="spellStart"/>
-      <w:r>
-        <w:t>hoztam</w:t>
-      </w:r>
-      <w:proofErr w:type="spellEnd"/>
-      <w:r>
-        <w:t xml:space="preserve">. </w:t>
-      </w:r>
-      <w:proofErr w:type="spellStart"/>
+      <w:r>
+        <w:t xml:space="preserve">Mindent figyelembe véve büszke vagyok erre a projectre, úgy gondolom jó döntéseket hoztam. </w:t>
+      </w:r>
       <w:r>
         <w:t>Mindenk</w:t>
       </w:r>
-      <w:proofErr w:type="spellEnd"/>
       <w:r>
         <w:rPr>
           <w:lang w:val="hu-HU"/>
@@ -1959,23 +541,7 @@
         <w:t>e a frontendnek</w:t>
       </w:r>
       <w:r>
-        <w:t xml:space="preserve">, de </w:t>
-      </w:r>
-      <w:proofErr w:type="spellStart"/>
-      <w:r>
-        <w:t>ez</w:t>
-      </w:r>
-      <w:proofErr w:type="spellEnd"/>
-      <w:r>
-        <w:t xml:space="preserve"> </w:t>
-      </w:r>
-      <w:proofErr w:type="spellStart"/>
-      <w:r>
-        <w:t>talán</w:t>
-      </w:r>
-      <w:proofErr w:type="spellEnd"/>
-      <w:r>
-        <w:t xml:space="preserve"> t</w:t>
+        <w:t>, de ez talán t</w:t>
       </w:r>
       <w:r>
         <w:rPr>
@@ -2009,44 +575,57 @@
       </w:r>
     </w:p>
     <w:p>
-      <w:r>
+      <w:pPr>
         <w:rPr>
           <w:lang w:val="hu-HU"/>
         </w:rPr>
+      </w:pPr>
+      <w:r>
+        <w:rPr>
+          <w:lang w:val="hu-HU"/>
+        </w:rPr>
         <w:t>Amit sajnálok, hogy egyáltalán nem bírtam rávenni a UnitTesteket hogy lefussanak. A projectet magát előkészítettem ezekre, a Model-t külön projectbe csomagoltam (Parkolóhely-foglaló.Core) a UI-tól (Parkolóhely-foglaló.MAUI), és a teszteknek is létrehoztam egy 3. projectet (Parkolóhely-foglaló.Tests</w:t>
       </w:r>
       <w:r>
-        <w:t xml:space="preserve">; </w:t>
-      </w:r>
-      <w:proofErr w:type="spellStart"/>
-      <w:r>
-        <w:t>külön</w:t>
-      </w:r>
-      <w:proofErr w:type="spellEnd"/>
-      <w:r>
-        <w:t xml:space="preserve"> </w:t>
-      </w:r>
-      <w:proofErr w:type="spellStart"/>
-      <w:r>
-        <w:t>branchen</w:t>
-      </w:r>
-      <w:proofErr w:type="spellEnd"/>
-      <w:r>
-        <w:t xml:space="preserve"> van, “</w:t>
-      </w:r>
-      <w:proofErr w:type="spellStart"/>
-      <w:r>
-        <w:t>testingBranch</w:t>
-      </w:r>
-      <w:proofErr w:type="spellEnd"/>
-      <w:r>
-        <w:t>”</w:t>
+        <w:t>; külön branchen van, “testingBranch”</w:t>
       </w:r>
       <w:r>
         <w:rPr>
           <w:lang w:val="hu-HU"/>
         </w:rPr>
         <w:t>). Próbáltam tUnit-tal, xUnit-tal, majdnem 6 órán át, de az adatbázis egyszerűen nem akart rendesen létrejönni.</w:t>
+      </w:r>
+    </w:p>
+    <w:p>
+      <w:r>
+        <w:rPr>
+          <w:lang w:val="hu-HU"/>
+        </w:rPr>
+        <w:t>AI-t természetesen használtam, szokásos módon Google Gemini-t. Főként framework opciók felfedezésére és választására</w:t>
+      </w:r>
+      <w:r>
+        <w:rPr>
+          <w:lang w:val="hu-HU"/>
+        </w:rPr>
+        <w:t xml:space="preserve"> (pl SQLite vs PostgreSQL illetve .NET MAUI Blazor Hybrid App vs Blazor WebAssembly App kérdések eldöntésére)</w:t>
+      </w:r>
+      <w:r>
+        <w:rPr>
+          <w:lang w:val="hu-HU"/>
+        </w:rPr>
+        <w:t>, illetve olyan hibák javítására, amelyekre egyből nem tudtam megoldást kitalálni</w:t>
+      </w:r>
+      <w:r>
+        <w:rPr>
+          <w:lang w:val="hu-HU"/>
+        </w:rPr>
+        <w:t xml:space="preserve"> (pl a legtöbb CSS hiba)</w:t>
+      </w:r>
+      <w:r>
+        <w:rPr>
+          <w:lang w:val="hu-HU"/>
+        </w:rPr>
+        <w:t>.</w:t>
       </w:r>
     </w:p>
     <w:p/>
